--- a/physics_course/word/lesson01.docx
+++ b/physics_course/word/lesson01.docx
@@ -21,43 +21,39 @@
         <w:rPr>
           <w:sz w:val="24"/>
         </w:rPr>
-        <w:t>ข้อ p1_l01_001: ข้อใดต่อไปนี้ไม่ใช่หน่วยฐานในระบบ SI?</w:t>
+        <w:t>1. ข้อใดต่อไปนี้ไม่ใช่หน่วยฐานในระบบ SI?</w:t>
       </w:r>
     </w:p>
     <w:p>
       <w:pPr>
-        <w:pStyle w:val="ListBullet"/>
         <w:ind w:left="720"/>
       </w:pPr>
       <w:r>
-        <w:t xml:space="preserve">    ก</w:t>
+        <w:t xml:space="preserve">    1. ก</w:t>
       </w:r>
     </w:p>
     <w:p>
       <w:pPr>
-        <w:pStyle w:val="ListBullet"/>
         <w:ind w:left="720"/>
       </w:pPr>
       <w:r>
-        <w:t xml:space="preserve">    ข</w:t>
+        <w:t xml:space="preserve">    2. ข</w:t>
       </w:r>
     </w:p>
     <w:p>
       <w:pPr>
-        <w:pStyle w:val="ListBullet"/>
         <w:ind w:left="720"/>
       </w:pPr>
       <w:r>
-        <w:t xml:space="preserve">    ค</w:t>
+        <w:t xml:space="preserve">    3. ค</w:t>
       </w:r>
     </w:p>
     <w:p>
       <w:pPr>
-        <w:pStyle w:val="ListBullet"/>
         <w:ind w:left="720"/>
       </w:pPr>
       <w:r>
-        <w:t xml:space="preserve">    ง</w:t>
+        <w:t xml:space="preserve">    4. ง</w:t>
       </w:r>
     </w:p>
     <w:p/>
@@ -66,189 +62,7 @@
         <w:rPr>
           <w:sz w:val="24"/>
         </w:rPr>
-        <w:t>ข้อ p1_l01_002: ค่า $5 \times 10^{-3}$ เมตร มีค่าเท่ากับข้อใด?</w:t>
-      </w:r>
-    </w:p>
-    <w:p>
-      <w:pPr>
-        <w:pStyle w:val="ListBullet"/>
-        <w:ind w:left="720"/>
-      </w:pPr>
-      <w:r>
-        <w:t xml:space="preserve">    ก</w:t>
-      </w:r>
-    </w:p>
-    <w:p>
-      <w:pPr>
-        <w:pStyle w:val="ListBullet"/>
-        <w:ind w:left="720"/>
-      </w:pPr>
-      <w:r>
-        <w:t xml:space="preserve">    ข</w:t>
-      </w:r>
-    </w:p>
-    <w:p>
-      <w:pPr>
-        <w:pStyle w:val="ListBullet"/>
-        <w:ind w:left="720"/>
-      </w:pPr>
-      <w:r>
-        <w:t xml:space="preserve">    ค</w:t>
-      </w:r>
-    </w:p>
-    <w:p>
-      <w:pPr>
-        <w:pStyle w:val="ListBullet"/>
-        <w:ind w:left="720"/>
-      </w:pPr>
-      <w:r>
-        <w:t xml:space="preserve">    ง</w:t>
-      </w:r>
-    </w:p>
-    <w:p/>
-    <w:p>
-      <w:r>
-        <w:rPr>
-          <w:sz w:val="24"/>
-        </w:rPr>
-        <w:t>ข้อ p1_l01_003: ปริมาณ $3.5$ กิโลกรัม มีค่าเท่ากับกี่กรัม?</w:t>
-      </w:r>
-    </w:p>
-    <w:p>
-      <w:pPr>
-        <w:pStyle w:val="ListBullet"/>
-        <w:ind w:left="720"/>
-      </w:pPr>
-      <w:r>
-        <w:t xml:space="preserve">    ก</w:t>
-      </w:r>
-    </w:p>
-    <w:p>
-      <w:pPr>
-        <w:pStyle w:val="ListBullet"/>
-        <w:ind w:left="720"/>
-      </w:pPr>
-      <w:r>
-        <w:t xml:space="preserve">    ข</w:t>
-      </w:r>
-    </w:p>
-    <w:p>
-      <w:pPr>
-        <w:pStyle w:val="ListBullet"/>
-        <w:ind w:left="720"/>
-      </w:pPr>
-      <w:r>
-        <w:t xml:space="preserve">    ค</w:t>
-      </w:r>
-    </w:p>
-    <w:p>
-      <w:pPr>
-        <w:pStyle w:val="ListBullet"/>
-        <w:ind w:left="720"/>
-      </w:pPr>
-      <w:r>
-        <w:t xml:space="preserve">    ง</w:t>
-      </w:r>
-    </w:p>
-    <w:p/>
-    <w:p>
-      <w:r>
-        <w:rPr>
-          <w:sz w:val="24"/>
-        </w:rPr>
-        <w:t>ข้อ p1_l01_004: จำนวน $0.00250$ มีเลขนัยสำคัญกี่ตัว?</w:t>
-      </w:r>
-    </w:p>
-    <w:p>
-      <w:pPr>
-        <w:pStyle w:val="ListBullet"/>
-        <w:ind w:left="720"/>
-      </w:pPr>
-      <w:r>
-        <w:t xml:space="preserve">    ก</w:t>
-      </w:r>
-    </w:p>
-    <w:p>
-      <w:pPr>
-        <w:pStyle w:val="ListBullet"/>
-        <w:ind w:left="720"/>
-      </w:pPr>
-      <w:r>
-        <w:t xml:space="preserve">    ข</w:t>
-      </w:r>
-    </w:p>
-    <w:p>
-      <w:pPr>
-        <w:pStyle w:val="ListBullet"/>
-        <w:ind w:left="720"/>
-      </w:pPr>
-      <w:r>
-        <w:t xml:space="preserve">    ค</w:t>
-      </w:r>
-    </w:p>
-    <w:p>
-      <w:pPr>
-        <w:pStyle w:val="ListBullet"/>
-        <w:ind w:left="720"/>
-      </w:pPr>
-      <w:r>
-        <w:t xml:space="preserve">    ง</w:t>
-      </w:r>
-    </w:p>
-    <w:p/>
-    <w:p>
-      <w:r>
-        <w:rPr>
-          <w:sz w:val="24"/>
-        </w:rPr>
-        <w:t>ข้อ p1_l01_005: ข้อใดมีเลขนัยสำคัญ 4 ตัว?</w:t>
-      </w:r>
-    </w:p>
-    <w:p>
-      <w:pPr>
-        <w:pStyle w:val="ListBullet"/>
-        <w:ind w:left="720"/>
-      </w:pPr>
-      <w:r>
-        <w:t xml:space="preserve">    ก</w:t>
-      </w:r>
-    </w:p>
-    <w:p>
-      <w:pPr>
-        <w:pStyle w:val="ListBullet"/>
-        <w:ind w:left="720"/>
-      </w:pPr>
-      <w:r>
-        <w:t xml:space="preserve">    ข</w:t>
-      </w:r>
-    </w:p>
-    <w:p>
-      <w:pPr>
-        <w:pStyle w:val="ListBullet"/>
-        <w:ind w:left="720"/>
-      </w:pPr>
-      <w:r>
-        <w:t xml:space="preserve">    ค</w:t>
-      </w:r>
-    </w:p>
-    <w:p>
-      <w:pPr>
-        <w:pStyle w:val="ListBullet"/>
-        <w:ind w:left="720"/>
-      </w:pPr>
-      <w:r>
-        <w:t xml:space="preserve">    ง</w:t>
-      </w:r>
-    </w:p>
-    <w:p/>
-    <w:p>
-      <w:r>
-        <w:rPr>
-          <w:sz w:val="24"/>
-        </w:rPr>
-        <w:t>ข้อ p1_l01_006: จงหาผลลัพธ์ของ $12.3 + 0.456$</w:t>
-        <w:br/>
-        <w:t>(ให้ตอบโดยใช้เลขนัยสำคัญที่ถูกต้อง)</w:t>
+        <w:t>2. ค่า $5 \times 10^{-3}$ เมตร มีค่าเท่ากับข้อใด?</w:t>
       </w:r>
     </w:p>
     <w:p>
@@ -264,11 +78,251 @@
               <a:graphicData uri="http://schemas.openxmlformats.org/drawingml/2006/picture">
                 <pic:pic>
                   <pic:nvPicPr>
-                    <pic:cNvPr id="0" name="physics_img_q1_l01_006.png"/>
+                    <pic:cNvPr id="0" name="physics_img_2.png"/>
                     <pic:cNvPicPr/>
                   </pic:nvPicPr>
                   <pic:blipFill>
                     <a:blip r:embed="rId9"/>
+                    <a:stretch>
+                      <a:fillRect/>
+                    </a:stretch>
+                  </pic:blipFill>
+                  <pic:spPr>
+                    <a:xfrm>
+                      <a:off x="0" y="0"/>
+                      <a:ext cx="1828800" cy="1359877"/>
+                    </a:xfrm>
+                    <a:prstGeom prst="rect"/>
+                  </pic:spPr>
+                </pic:pic>
+              </a:graphicData>
+            </a:graphic>
+          </wp:inline>
+        </w:drawing>
+      </w:r>
+    </w:p>
+    <w:p/>
+    <w:p>
+      <w:pPr>
+        <w:ind w:left="720"/>
+      </w:pPr>
+      <w:r>
+        <w:t xml:space="preserve">    1. ก</w:t>
+      </w:r>
+    </w:p>
+    <w:p>
+      <w:pPr>
+        <w:ind w:left="720"/>
+      </w:pPr>
+      <w:r>
+        <w:t xml:space="preserve">    2. ข</w:t>
+      </w:r>
+    </w:p>
+    <w:p>
+      <w:pPr>
+        <w:ind w:left="720"/>
+      </w:pPr>
+      <w:r>
+        <w:t xml:space="preserve">    3. ค</w:t>
+      </w:r>
+    </w:p>
+    <w:p>
+      <w:pPr>
+        <w:ind w:left="720"/>
+      </w:pPr>
+      <w:r>
+        <w:t xml:space="preserve">    4. ง</w:t>
+      </w:r>
+    </w:p>
+    <w:p/>
+    <w:p>
+      <w:r>
+        <w:rPr>
+          <w:sz w:val="24"/>
+        </w:rPr>
+        <w:t>3. ปริมาณ $3.5$ กิโลกรัม มีค่าเท่ากับกี่กรัม?</w:t>
+      </w:r>
+    </w:p>
+    <w:p>
+      <w:pPr>
+        <w:ind w:left="720"/>
+      </w:pPr>
+      <w:r>
+        <w:t xml:space="preserve">    1. ก</w:t>
+      </w:r>
+    </w:p>
+    <w:p>
+      <w:pPr>
+        <w:ind w:left="720"/>
+      </w:pPr>
+      <w:r>
+        <w:t xml:space="preserve">    2. ข</w:t>
+      </w:r>
+    </w:p>
+    <w:p>
+      <w:pPr>
+        <w:ind w:left="720"/>
+      </w:pPr>
+      <w:r>
+        <w:t xml:space="preserve">    3. ค</w:t>
+      </w:r>
+    </w:p>
+    <w:p>
+      <w:pPr>
+        <w:ind w:left="720"/>
+      </w:pPr>
+      <w:r>
+        <w:t xml:space="preserve">    4. ง</w:t>
+      </w:r>
+    </w:p>
+    <w:p/>
+    <w:p>
+      <w:r>
+        <w:rPr>
+          <w:sz w:val="24"/>
+        </w:rPr>
+        <w:t>4. จำนวน $0.00250$ มีเลขนัยสำคัญกี่ตัว?</w:t>
+      </w:r>
+    </w:p>
+    <w:p>
+      <w:r>
+        <w:drawing>
+          <wp:inline xmlns:a="http://schemas.openxmlformats.org/drawingml/2006/main" xmlns:pic="http://schemas.openxmlformats.org/drawingml/2006/picture">
+            <wp:extent cx="1828800" cy="1359877"/>
+            <wp:docPr id="2" name="Picture 2"/>
+            <wp:cNvGraphicFramePr>
+              <a:graphicFrameLocks noChangeAspect="1"/>
+            </wp:cNvGraphicFramePr>
+            <a:graphic>
+              <a:graphicData uri="http://schemas.openxmlformats.org/drawingml/2006/picture">
+                <pic:pic>
+                  <pic:nvPicPr>
+                    <pic:cNvPr id="0" name="physics_img_4.png"/>
+                    <pic:cNvPicPr/>
+                  </pic:nvPicPr>
+                  <pic:blipFill>
+                    <a:blip r:embed="rId10"/>
+                    <a:stretch>
+                      <a:fillRect/>
+                    </a:stretch>
+                  </pic:blipFill>
+                  <pic:spPr>
+                    <a:xfrm>
+                      <a:off x="0" y="0"/>
+                      <a:ext cx="1828800" cy="1359877"/>
+                    </a:xfrm>
+                    <a:prstGeom prst="rect"/>
+                  </pic:spPr>
+                </pic:pic>
+              </a:graphicData>
+            </a:graphic>
+          </wp:inline>
+        </w:drawing>
+      </w:r>
+    </w:p>
+    <w:p/>
+    <w:p>
+      <w:pPr>
+        <w:ind w:left="720"/>
+      </w:pPr>
+      <w:r>
+        <w:t xml:space="preserve">    1. ก</w:t>
+      </w:r>
+    </w:p>
+    <w:p>
+      <w:pPr>
+        <w:ind w:left="720"/>
+      </w:pPr>
+      <w:r>
+        <w:t xml:space="preserve">    2. ข</w:t>
+      </w:r>
+    </w:p>
+    <w:p>
+      <w:pPr>
+        <w:ind w:left="720"/>
+      </w:pPr>
+      <w:r>
+        <w:t xml:space="preserve">    3. ค</w:t>
+      </w:r>
+    </w:p>
+    <w:p>
+      <w:pPr>
+        <w:ind w:left="720"/>
+      </w:pPr>
+      <w:r>
+        <w:t xml:space="preserve">    4. ง</w:t>
+      </w:r>
+    </w:p>
+    <w:p/>
+    <w:p>
+      <w:r>
+        <w:rPr>
+          <w:sz w:val="24"/>
+        </w:rPr>
+        <w:t>5. ข้อใดมีเลขนัยสำคัญ 4 ตัว?</w:t>
+      </w:r>
+    </w:p>
+    <w:p>
+      <w:pPr>
+        <w:ind w:left="720"/>
+      </w:pPr>
+      <w:r>
+        <w:t xml:space="preserve">    1. ก</w:t>
+      </w:r>
+    </w:p>
+    <w:p>
+      <w:pPr>
+        <w:ind w:left="720"/>
+      </w:pPr>
+      <w:r>
+        <w:t xml:space="preserve">    2. ข</w:t>
+      </w:r>
+    </w:p>
+    <w:p>
+      <w:pPr>
+        <w:ind w:left="720"/>
+      </w:pPr>
+      <w:r>
+        <w:t xml:space="preserve">    3. ค</w:t>
+      </w:r>
+    </w:p>
+    <w:p>
+      <w:pPr>
+        <w:ind w:left="720"/>
+      </w:pPr>
+      <w:r>
+        <w:t xml:space="preserve">    4. ง</w:t>
+      </w:r>
+    </w:p>
+    <w:p/>
+    <w:p>
+      <w:r>
+        <w:rPr>
+          <w:sz w:val="24"/>
+        </w:rPr>
+        <w:t>6. จงหาผลลัพธ์ของ $12.3 + 0.456$</w:t>
+        <w:br/>
+        <w:t>(ให้ตอบโดยใช้เลขนัยสำคัญที่ถูกต้อง)</w:t>
+      </w:r>
+    </w:p>
+    <w:p>
+      <w:r>
+        <w:drawing>
+          <wp:inline xmlns:a="http://schemas.openxmlformats.org/drawingml/2006/main" xmlns:pic="http://schemas.openxmlformats.org/drawingml/2006/picture">
+            <wp:extent cx="1828800" cy="1359877"/>
+            <wp:docPr id="3" name="Picture 3"/>
+            <wp:cNvGraphicFramePr>
+              <a:graphicFrameLocks noChangeAspect="1"/>
+            </wp:cNvGraphicFramePr>
+            <a:graphic>
+              <a:graphicData uri="http://schemas.openxmlformats.org/drawingml/2006/picture">
+                <pic:pic>
+                  <pic:nvPicPr>
+                    <pic:cNvPr id="0" name="physics_img_6.png"/>
+                    <pic:cNvPicPr/>
+                  </pic:nvPicPr>
+                  <pic:blipFill>
+                    <a:blip r:embed="rId11"/>
                     <a:stretch>
                       <a:fillRect/>
                     </a:stretch>
@@ -294,117 +348,9 @@
         <w:rPr>
           <w:sz w:val="24"/>
         </w:rPr>
-        <w:t>ข้อ p1_l01_007: จงหาผลลัพธ์ของ $2.5 \times 3.42$</w:t>
+        <w:t>7. จงหาผลลัพธ์ของ $2.5 \times 3.42$</w:t>
         <w:br/>
         <w:t>(ให้ตอบโดยใช้เลขนัยสำคัญที่ถูกต้อง)</w:t>
-      </w:r>
-    </w:p>
-    <w:p/>
-    <w:p>
-      <w:r>
-        <w:rPr>
-          <w:sz w:val="24"/>
-        </w:rPr>
-        <w:t>ข้อ p1_l01_008: รถยนต์วิ่งด้วยความเร็ว $72$ กิโลเมตร/ชั่วโมง มีความเร็วเท่ากับกี่เมตร/วินาที?</w:t>
-      </w:r>
-    </w:p>
-    <w:p>
-      <w:pPr>
-        <w:pStyle w:val="ListBullet"/>
-        <w:ind w:left="720"/>
-      </w:pPr>
-      <w:r>
-        <w:t xml:space="preserve">    ก</w:t>
-      </w:r>
-    </w:p>
-    <w:p>
-      <w:pPr>
-        <w:pStyle w:val="ListBullet"/>
-        <w:ind w:left="720"/>
-      </w:pPr>
-      <w:r>
-        <w:t xml:space="preserve">    ข</w:t>
-      </w:r>
-    </w:p>
-    <w:p>
-      <w:pPr>
-        <w:pStyle w:val="ListBullet"/>
-        <w:ind w:left="720"/>
-      </w:pPr>
-      <w:r>
-        <w:t xml:space="preserve">    ค</w:t>
-      </w:r>
-    </w:p>
-    <w:p>
-      <w:pPr>
-        <w:pStyle w:val="ListBullet"/>
-        <w:ind w:left="720"/>
-      </w:pPr>
-      <w:r>
-        <w:t xml:space="preserve">    ง</w:t>
-      </w:r>
-    </w:p>
-    <w:p/>
-    <w:p>
-      <w:r>
-        <w:rPr>
-          <w:sz w:val="24"/>
-        </w:rPr>
-        <w:t>ข้อ p1_l01_009: น้ำ $1$ ลูกบาศก์เมตร มีปริมาตรเท่ากับกี่ลิตร?</w:t>
-      </w:r>
-    </w:p>
-    <w:p>
-      <w:pPr>
-        <w:pStyle w:val="ListBullet"/>
-        <w:ind w:left="720"/>
-      </w:pPr>
-      <w:r>
-        <w:t xml:space="preserve">    ก</w:t>
-      </w:r>
-    </w:p>
-    <w:p>
-      <w:pPr>
-        <w:pStyle w:val="ListBullet"/>
-        <w:ind w:left="720"/>
-      </w:pPr>
-      <w:r>
-        <w:t xml:space="preserve">    ข</w:t>
-      </w:r>
-    </w:p>
-    <w:p>
-      <w:pPr>
-        <w:pStyle w:val="ListBullet"/>
-        <w:ind w:left="720"/>
-      </w:pPr>
-      <w:r>
-        <w:t xml:space="preserve">    ค</w:t>
-      </w:r>
-    </w:p>
-    <w:p>
-      <w:pPr>
-        <w:pStyle w:val="ListBullet"/>
-        <w:ind w:left="720"/>
-      </w:pPr>
-      <w:r>
-        <w:t xml:space="preserve">    ง</w:t>
-      </w:r>
-    </w:p>
-    <w:p/>
-    <w:p>
-      <w:r>
-        <w:rPr>
-          <w:sz w:val="24"/>
-        </w:rPr>
-        <w:t>ข้อ p1_l01_010: นักเรียนใช้ไม้บรรทัดวัดความยาวดินสอได้ $15.2$ cm ถ้าความไม่แน่นอนของไม้บรรทัดคือ $\pm 0.1$ cm จงเขียนผลการวัดในรูปแบบที่ถูกต้อง</w:t>
-      </w:r>
-    </w:p>
-    <w:p/>
-    <w:p>
-      <w:r>
-        <w:rPr>
-          <w:sz w:val="24"/>
-        </w:rPr>
-        <w:t>ข้อ p1_l01_011: ระยะทาง $1$ เมตรในระบบ SI ถูกนิยามจากข้อใด?</w:t>
       </w:r>
     </w:p>
     <w:p>
@@ -412,7 +358,7 @@
         <w:drawing>
           <wp:inline xmlns:a="http://schemas.openxmlformats.org/drawingml/2006/main" xmlns:pic="http://schemas.openxmlformats.org/drawingml/2006/picture">
             <wp:extent cx="1828800" cy="1359877"/>
-            <wp:docPr id="2" name="Picture 2"/>
+            <wp:docPr id="4" name="Picture 4"/>
             <wp:cNvGraphicFramePr>
               <a:graphicFrameLocks noChangeAspect="1"/>
             </wp:cNvGraphicFramePr>
@@ -420,11 +366,11 @@
               <a:graphicData uri="http://schemas.openxmlformats.org/drawingml/2006/picture">
                 <pic:pic>
                   <pic:nvPicPr>
-                    <pic:cNvPr id="0" name="physics_img_q1_l01_011.png"/>
+                    <pic:cNvPr id="0" name="physics_img_6.png"/>
                     <pic:cNvPicPr/>
                   </pic:nvPicPr>
                   <pic:blipFill>
-                    <a:blip r:embed="rId10"/>
+                    <a:blip r:embed="rId11"/>
                     <a:stretch>
                       <a:fillRect/>
                     </a:stretch>
@@ -444,49 +390,13 @@
       </w:r>
     </w:p>
     <w:p/>
-    <w:p>
-      <w:pPr>
-        <w:pStyle w:val="ListBullet"/>
-        <w:ind w:left="720"/>
-      </w:pPr>
-      <w:r>
-        <w:t xml:space="preserve">    ก</w:t>
-      </w:r>
-    </w:p>
-    <w:p>
-      <w:pPr>
-        <w:pStyle w:val="ListBullet"/>
-        <w:ind w:left="720"/>
-      </w:pPr>
-      <w:r>
-        <w:t xml:space="preserve">    ข</w:t>
-      </w:r>
-    </w:p>
-    <w:p>
-      <w:pPr>
-        <w:pStyle w:val="ListBullet"/>
-        <w:ind w:left="720"/>
-      </w:pPr>
-      <w:r>
-        <w:t xml:space="preserve">    ค</w:t>
-      </w:r>
-    </w:p>
-    <w:p>
-      <w:pPr>
-        <w:pStyle w:val="ListBullet"/>
-        <w:ind w:left="720"/>
-      </w:pPr>
-      <w:r>
-        <w:t xml:space="preserve">    ง</w:t>
-      </w:r>
-    </w:p>
     <w:p/>
     <w:p>
       <w:r>
         <w:rPr>
           <w:sz w:val="24"/>
         </w:rPr>
-        <w:t>ข้อ p1_l01_012: ข้อใดเรียงลำดับจากมากไปน้อยได้ถูกต้อง?</w:t>
+        <w:t>8. รถยนต์วิ่งด้วยความเร็ว $72$ กิโลเมตร/ชั่วโมง มีความเร็วเท่ากับกี่เมตร/วินาที?</w:t>
       </w:r>
     </w:p>
     <w:p>
@@ -494,7 +404,7 @@
         <w:drawing>
           <wp:inline xmlns:a="http://schemas.openxmlformats.org/drawingml/2006/main" xmlns:pic="http://schemas.openxmlformats.org/drawingml/2006/picture">
             <wp:extent cx="1828800" cy="1359877"/>
-            <wp:docPr id="3" name="Picture 3"/>
+            <wp:docPr id="5" name="Picture 5"/>
             <wp:cNvGraphicFramePr>
               <a:graphicFrameLocks noChangeAspect="1"/>
             </wp:cNvGraphicFramePr>
@@ -502,7 +412,7 @@
               <a:graphicData uri="http://schemas.openxmlformats.org/drawingml/2006/picture">
                 <pic:pic>
                   <pic:nvPicPr>
-                    <pic:cNvPr id="0" name="physics_img_q1_l01_012.png"/>
+                    <pic:cNvPr id="0" name="physics_img_6.png"/>
                     <pic:cNvPicPr/>
                   </pic:nvPicPr>
                   <pic:blipFill>
@@ -528,38 +438,34 @@
     <w:p/>
     <w:p>
       <w:pPr>
-        <w:pStyle w:val="ListBullet"/>
         <w:ind w:left="720"/>
       </w:pPr>
       <w:r>
-        <w:t xml:space="preserve">    ก</w:t>
+        <w:t xml:space="preserve">    1. ก</w:t>
       </w:r>
     </w:p>
     <w:p>
       <w:pPr>
-        <w:pStyle w:val="ListBullet"/>
         <w:ind w:left="720"/>
       </w:pPr>
       <w:r>
-        <w:t xml:space="preserve">    ข</w:t>
+        <w:t xml:space="preserve">    2. ข</w:t>
       </w:r>
     </w:p>
     <w:p>
       <w:pPr>
-        <w:pStyle w:val="ListBullet"/>
         <w:ind w:left="720"/>
       </w:pPr>
       <w:r>
-        <w:t xml:space="preserve">    ค</w:t>
+        <w:t xml:space="preserve">    3. ค</w:t>
       </w:r>
     </w:p>
     <w:p>
       <w:pPr>
-        <w:pStyle w:val="ListBullet"/>
         <w:ind w:left="720"/>
       </w:pPr>
       <w:r>
-        <w:t xml:space="preserve">    ง</w:t>
+        <w:t xml:space="preserve">    4. ง</w:t>
       </w:r>
     </w:p>
     <w:p/>
@@ -568,7 +474,176 @@
         <w:rPr>
           <w:sz w:val="24"/>
         </w:rPr>
-        <w:t>ข้อ p1_l01_013: ที่ดินแปลงหนึ่งมีพื้นที่ $2.5$ ไร่ จะมีพื้นที่กี่ตารางเมตร?</w:t>
+        <w:t>9. น้ำ $1$ ลูกบาศก์เมตร มีปริมาตรเท่ากับกี่ลิตร?</w:t>
+      </w:r>
+    </w:p>
+    <w:p>
+      <w:pPr>
+        <w:ind w:left="720"/>
+      </w:pPr>
+      <w:r>
+        <w:t xml:space="preserve">    1. ก</w:t>
+      </w:r>
+    </w:p>
+    <w:p>
+      <w:pPr>
+        <w:ind w:left="720"/>
+      </w:pPr>
+      <w:r>
+        <w:t xml:space="preserve">    2. ข</w:t>
+      </w:r>
+    </w:p>
+    <w:p>
+      <w:pPr>
+        <w:ind w:left="720"/>
+      </w:pPr>
+      <w:r>
+        <w:t xml:space="preserve">    3. ค</w:t>
+      </w:r>
+    </w:p>
+    <w:p>
+      <w:pPr>
+        <w:ind w:left="720"/>
+      </w:pPr>
+      <w:r>
+        <w:t xml:space="preserve">    4. ง</w:t>
+      </w:r>
+    </w:p>
+    <w:p/>
+    <w:p>
+      <w:r>
+        <w:rPr>
+          <w:sz w:val="24"/>
+        </w:rPr>
+        <w:t>10. นักเรียนใช้ไม้บรรทัดวัดความยาวดินสอได้ $15.2$ cm ถ้าความไม่แน่นอนของไม้บรรทัดคือ $\pm 0.1$ cm จงเขียนผลการวัดในรูปแบบที่ถูกต้อง</w:t>
+      </w:r>
+    </w:p>
+    <w:p/>
+    <w:p>
+      <w:r>
+        <w:rPr>
+          <w:sz w:val="24"/>
+        </w:rPr>
+        <w:t>11. ระยะทาง $1$ เมตรในระบบ SI ถูกนิยามจากข้อใด?</w:t>
+      </w:r>
+    </w:p>
+    <w:p>
+      <w:pPr>
+        <w:ind w:left="720"/>
+      </w:pPr>
+      <w:r>
+        <w:t xml:space="preserve">    1. ก</w:t>
+      </w:r>
+    </w:p>
+    <w:p>
+      <w:pPr>
+        <w:ind w:left="720"/>
+      </w:pPr>
+      <w:r>
+        <w:t xml:space="preserve">    2. ข</w:t>
+      </w:r>
+    </w:p>
+    <w:p>
+      <w:pPr>
+        <w:ind w:left="720"/>
+      </w:pPr>
+      <w:r>
+        <w:t xml:space="preserve">    3. ค</w:t>
+      </w:r>
+    </w:p>
+    <w:p>
+      <w:pPr>
+        <w:ind w:left="720"/>
+      </w:pPr>
+      <w:r>
+        <w:t xml:space="preserve">    4. ง</w:t>
+      </w:r>
+    </w:p>
+    <w:p/>
+    <w:p>
+      <w:r>
+        <w:rPr>
+          <w:sz w:val="24"/>
+        </w:rPr>
+        <w:t>12. ข้อใดเรียงลำดับจากมากไปน้อยได้ถูกต้อง?</w:t>
+      </w:r>
+    </w:p>
+    <w:p>
+      <w:r>
+        <w:drawing>
+          <wp:inline xmlns:a="http://schemas.openxmlformats.org/drawingml/2006/main" xmlns:pic="http://schemas.openxmlformats.org/drawingml/2006/picture">
+            <wp:extent cx="1828800" cy="1359877"/>
+            <wp:docPr id="6" name="Picture 6"/>
+            <wp:cNvGraphicFramePr>
+              <a:graphicFrameLocks noChangeAspect="1"/>
+            </wp:cNvGraphicFramePr>
+            <a:graphic>
+              <a:graphicData uri="http://schemas.openxmlformats.org/drawingml/2006/picture">
+                <pic:pic>
+                  <pic:nvPicPr>
+                    <pic:cNvPr id="0" name="physics_img_2.png"/>
+                    <pic:cNvPicPr/>
+                  </pic:nvPicPr>
+                  <pic:blipFill>
+                    <a:blip r:embed="rId9"/>
+                    <a:stretch>
+                      <a:fillRect/>
+                    </a:stretch>
+                  </pic:blipFill>
+                  <pic:spPr>
+                    <a:xfrm>
+                      <a:off x="0" y="0"/>
+                      <a:ext cx="1828800" cy="1359877"/>
+                    </a:xfrm>
+                    <a:prstGeom prst="rect"/>
+                  </pic:spPr>
+                </pic:pic>
+              </a:graphicData>
+            </a:graphic>
+          </wp:inline>
+        </w:drawing>
+      </w:r>
+    </w:p>
+    <w:p/>
+    <w:p>
+      <w:pPr>
+        <w:ind w:left="720"/>
+      </w:pPr>
+      <w:r>
+        <w:t xml:space="preserve">    1. ก</w:t>
+      </w:r>
+    </w:p>
+    <w:p>
+      <w:pPr>
+        <w:ind w:left="720"/>
+      </w:pPr>
+      <w:r>
+        <w:t xml:space="preserve">    2. ข</w:t>
+      </w:r>
+    </w:p>
+    <w:p>
+      <w:pPr>
+        <w:ind w:left="720"/>
+      </w:pPr>
+      <w:r>
+        <w:t xml:space="preserve">    3. ค</w:t>
+      </w:r>
+    </w:p>
+    <w:p>
+      <w:pPr>
+        <w:ind w:left="720"/>
+      </w:pPr>
+      <w:r>
+        <w:t xml:space="preserve">    4. ง</w:t>
+      </w:r>
+    </w:p>
+    <w:p/>
+    <w:p>
+      <w:r>
+        <w:rPr>
+          <w:sz w:val="24"/>
+        </w:rPr>
+        <w:t>13. ที่ดินแปลงหนึ่งมีพื้นที่ $2.5$ ไร่ จะมีพื้นที่กี่ตารางเมตร?</w:t>
         <w:br/>
         <w:t>(กำหนดให้ 1 ไร่ = 400 ตารางวา, 1 ตารางวา = 4 ตารางเมตร)</w:t>
       </w:r>
@@ -579,43 +654,39 @@
         <w:rPr>
           <w:sz w:val="24"/>
         </w:rPr>
-        <w:t>ข้อ p1_l01_014: ผลลัพธ์ของ $\frac{8.0}{2.00}$ มีเลขนัยสำคัญกี่ตัว?</w:t>
+        <w:t>14. ผลลัพธ์ของ $\frac{8.0}{2.00}$ มีเลขนัยสำคัญกี่ตัว?</w:t>
       </w:r>
     </w:p>
     <w:p>
       <w:pPr>
-        <w:pStyle w:val="ListBullet"/>
         <w:ind w:left="720"/>
       </w:pPr>
       <w:r>
-        <w:t xml:space="preserve">    ก</w:t>
+        <w:t xml:space="preserve">    1. ก</w:t>
       </w:r>
     </w:p>
     <w:p>
       <w:pPr>
-        <w:pStyle w:val="ListBullet"/>
         <w:ind w:left="720"/>
       </w:pPr>
       <w:r>
-        <w:t xml:space="preserve">    ข</w:t>
+        <w:t xml:space="preserve">    2. ข</w:t>
       </w:r>
     </w:p>
     <w:p>
       <w:pPr>
-        <w:pStyle w:val="ListBullet"/>
         <w:ind w:left="720"/>
       </w:pPr>
       <w:r>
-        <w:t xml:space="preserve">    ค</w:t>
+        <w:t xml:space="preserve">    3. ค</w:t>
       </w:r>
     </w:p>
     <w:p>
       <w:pPr>
-        <w:pStyle w:val="ListBullet"/>
         <w:ind w:left="720"/>
       </w:pPr>
       <w:r>
-        <w:t xml:space="preserve">    ง</w:t>
+        <w:t xml:space="preserve">    4. ง</w:t>
       </w:r>
     </w:p>
     <w:p/>
@@ -624,43 +695,76 @@
         <w:rPr>
           <w:sz w:val="24"/>
         </w:rPr>
-        <w:t>ข้อ p1_l01_015: นักวิ่งวิ่งด้วยความเร็ว $36$ km/h ถ้าเขาวิ่งนาน $10$ นาที จะวิ่งได้ระยะทางกี่เมตร?</w:t>
+        <w:t>15. นักวิ่งวิ่งด้วยความเร็ว $36$ km/h ถ้าเขาวิ่งนาน $10$ นาที จะวิ่งได้ระยะทางกี่เมตร?</w:t>
+      </w:r>
+    </w:p>
+    <w:p>
+      <w:r>
+        <w:drawing>
+          <wp:inline xmlns:a="http://schemas.openxmlformats.org/drawingml/2006/main" xmlns:pic="http://schemas.openxmlformats.org/drawingml/2006/picture">
+            <wp:extent cx="1828800" cy="1359877"/>
+            <wp:docPr id="7" name="Picture 7"/>
+            <wp:cNvGraphicFramePr>
+              <a:graphicFrameLocks noChangeAspect="1"/>
+            </wp:cNvGraphicFramePr>
+            <a:graphic>
+              <a:graphicData uri="http://schemas.openxmlformats.org/drawingml/2006/picture">
+                <pic:pic>
+                  <pic:nvPicPr>
+                    <pic:cNvPr id="0" name="physics_img_6.png"/>
+                    <pic:cNvPicPr/>
+                  </pic:nvPicPr>
+                  <pic:blipFill>
+                    <a:blip r:embed="rId11"/>
+                    <a:stretch>
+                      <a:fillRect/>
+                    </a:stretch>
+                  </pic:blipFill>
+                  <pic:spPr>
+                    <a:xfrm>
+                      <a:off x="0" y="0"/>
+                      <a:ext cx="1828800" cy="1359877"/>
+                    </a:xfrm>
+                    <a:prstGeom prst="rect"/>
+                  </pic:spPr>
+                </pic:pic>
+              </a:graphicData>
+            </a:graphic>
+          </wp:inline>
+        </w:drawing>
+      </w:r>
+    </w:p>
+    <w:p/>
+    <w:p>
+      <w:pPr>
+        <w:ind w:left="720"/>
+      </w:pPr>
+      <w:r>
+        <w:t xml:space="preserve">    1. ก</w:t>
       </w:r>
     </w:p>
     <w:p>
       <w:pPr>
-        <w:pStyle w:val="ListBullet"/>
         <w:ind w:left="720"/>
       </w:pPr>
       <w:r>
-        <w:t xml:space="preserve">    ก</w:t>
+        <w:t xml:space="preserve">    2. ข</w:t>
       </w:r>
     </w:p>
     <w:p>
       <w:pPr>
-        <w:pStyle w:val="ListBullet"/>
         <w:ind w:left="720"/>
       </w:pPr>
       <w:r>
-        <w:t xml:space="preserve">    ข</w:t>
+        <w:t xml:space="preserve">    3. ค</w:t>
       </w:r>
     </w:p>
     <w:p>
       <w:pPr>
-        <w:pStyle w:val="ListBullet"/>
         <w:ind w:left="720"/>
       </w:pPr>
       <w:r>
-        <w:t xml:space="preserve">    ค</w:t>
-      </w:r>
-    </w:p>
-    <w:p>
-      <w:pPr>
-        <w:pStyle w:val="ListBullet"/>
-        <w:ind w:left="720"/>
-      </w:pPr>
-      <w:r>
-        <w:t xml:space="preserve">    ง</w:t>
+        <w:t xml:space="preserve">    4. ง</w:t>
       </w:r>
     </w:p>
     <w:p/>
@@ -669,9 +773,59 @@
         <w:rPr>
           <w:sz w:val="24"/>
         </w:rPr>
-        <w:t>ข้อ p1_l01_016: นักเรียนชั่งน้ำหนักได้ $55.0$ kg และวัดส่วนสูงได้ $165.0$ cm จงหาค่า BMI (ดัชนีมวลร่างกาย) ของนักเรียน</w:t>
+        <w:t>16. นักเรียนชั่งน้ำหนักได้ $55.0$ kg และวัดส่วนสูงได้ $165.0$ cm จงหาค่า BMI (ดัชนีมวลร่างกาย) ของนักเรียน</w:t>
         <w:br/>
         <w:t>(สูตร: BMI = มวล/ส่วนสูง² โดยมวลมีหน่วย kg และส่วนสูงมีหน่วยเมตร)</w:t>
+      </w:r>
+    </w:p>
+    <w:p/>
+    <w:p>
+      <w:r>
+        <w:rPr>
+          <w:sz w:val="24"/>
+        </w:rPr>
+        <w:t>17. เมื่อวัดความยาวดินสอด้วยไม้บรรทัดที่มีสเกลละเอียดถึง mm พบว่าความยาวอยู่ระหว่าง $15.2$ cm กับ $15.3$ cm ความไม่แน่นอนในการวัดควรเป็นเท่าไหร่?</w:t>
+      </w:r>
+    </w:p>
+    <w:p>
+      <w:pPr>
+        <w:ind w:left="720"/>
+      </w:pPr>
+      <w:r>
+        <w:t xml:space="preserve">    1. ก</w:t>
+      </w:r>
+    </w:p>
+    <w:p>
+      <w:pPr>
+        <w:ind w:left="720"/>
+      </w:pPr>
+      <w:r>
+        <w:t xml:space="preserve">    2. ข</w:t>
+      </w:r>
+    </w:p>
+    <w:p>
+      <w:pPr>
+        <w:ind w:left="720"/>
+      </w:pPr>
+      <w:r>
+        <w:t xml:space="preserve">    3. ค</w:t>
+      </w:r>
+    </w:p>
+    <w:p>
+      <w:pPr>
+        <w:ind w:left="720"/>
+      </w:pPr>
+      <w:r>
+        <w:t xml:space="preserve">    4. ง</w:t>
+      </w:r>
+    </w:p>
+    <w:p/>
+    <w:p>
+      <w:r>
+        <w:rPr>
+          <w:sz w:val="24"/>
+        </w:rPr>
+        <w:t>18. จูล (J) เป็นหน่วยอนุพัทธ์ของพลังงาน ซึ่งสามารถเขียนในรูปหน่วยฐาน SI ได้ตรงกับข้อใด?</w:t>
       </w:r>
     </w:p>
     <w:p>
@@ -679,7 +833,7 @@
         <w:drawing>
           <wp:inline xmlns:a="http://schemas.openxmlformats.org/drawingml/2006/main" xmlns:pic="http://schemas.openxmlformats.org/drawingml/2006/picture">
             <wp:extent cx="1828800" cy="1359877"/>
-            <wp:docPr id="4" name="Picture 4"/>
+            <wp:docPr id="8" name="Picture 8"/>
             <wp:cNvGraphicFramePr>
               <a:graphicFrameLocks noChangeAspect="1"/>
             </wp:cNvGraphicFramePr>
@@ -687,11 +841,89 @@
               <a:graphicData uri="http://schemas.openxmlformats.org/drawingml/2006/picture">
                 <pic:pic>
                   <pic:nvPicPr>
-                    <pic:cNvPr id="0" name="physics_img_q1_l01_016.png"/>
+                    <pic:cNvPr id="0" name="physics_img_18.png"/>
                     <pic:cNvPicPr/>
                   </pic:nvPicPr>
                   <pic:blipFill>
                     <a:blip r:embed="rId12"/>
+                    <a:stretch>
+                      <a:fillRect/>
+                    </a:stretch>
+                  </pic:blipFill>
+                  <pic:spPr>
+                    <a:xfrm>
+                      <a:off x="0" y="0"/>
+                      <a:ext cx="1828800" cy="1359877"/>
+                    </a:xfrm>
+                    <a:prstGeom prst="rect"/>
+                  </pic:spPr>
+                </pic:pic>
+              </a:graphicData>
+            </a:graphic>
+          </wp:inline>
+        </w:drawing>
+      </w:r>
+    </w:p>
+    <w:p/>
+    <w:p>
+      <w:pPr>
+        <w:ind w:left="720"/>
+      </w:pPr>
+      <w:r>
+        <w:t xml:space="preserve">    1. ก</w:t>
+      </w:r>
+    </w:p>
+    <w:p>
+      <w:pPr>
+        <w:ind w:left="720"/>
+      </w:pPr>
+      <w:r>
+        <w:t xml:space="preserve">    2. ข</w:t>
+      </w:r>
+    </w:p>
+    <w:p>
+      <w:pPr>
+        <w:ind w:left="720"/>
+      </w:pPr>
+      <w:r>
+        <w:t xml:space="preserve">    3. ค</w:t>
+      </w:r>
+    </w:p>
+    <w:p>
+      <w:pPr>
+        <w:ind w:left="720"/>
+      </w:pPr>
+      <w:r>
+        <w:t xml:space="preserve">    4. ง</w:t>
+      </w:r>
+    </w:p>
+    <w:p/>
+    <w:p>
+      <w:r>
+        <w:rPr>
+          <w:sz w:val="24"/>
+        </w:rPr>
+        <w:t>19. ถังน้ำทรงสี่เหลี่ยมมีขนาด กว้าง $50$ cm ยาว $80$ cm สูง $40$ cm ถังนี้จุน้ำได้กี่ลิตร?</w:t>
+      </w:r>
+    </w:p>
+    <w:p>
+      <w:r>
+        <w:drawing>
+          <wp:inline xmlns:a="http://schemas.openxmlformats.org/drawingml/2006/main" xmlns:pic="http://schemas.openxmlformats.org/drawingml/2006/picture">
+            <wp:extent cx="1828800" cy="1359877"/>
+            <wp:docPr id="9" name="Picture 9"/>
+            <wp:cNvGraphicFramePr>
+              <a:graphicFrameLocks noChangeAspect="1"/>
+            </wp:cNvGraphicFramePr>
+            <a:graphic>
+              <a:graphicData uri="http://schemas.openxmlformats.org/drawingml/2006/picture">
+                <pic:pic>
+                  <pic:nvPicPr>
+                    <pic:cNvPr id="0" name="physics_img_6.png"/>
+                    <pic:cNvPicPr/>
+                  </pic:nvPicPr>
+                  <pic:blipFill>
+                    <a:blip r:embed="rId11"/>
                     <a:stretch>
                       <a:fillRect/>
                     </a:stretch>
@@ -717,43 +949,39 @@
         <w:rPr>
           <w:sz w:val="24"/>
         </w:rPr>
-        <w:t>ข้อ p1_l01_017: เมื่อวัดความยาวดินสอด้วยไม้บรรทัดที่มีสเกลละเอียดถึง mm พบว่าความยาวอยู่ระหว่าง $15.2$ cm กับ $15.3$ cm ความไม่แน่นอนในการวัดควรเป็นเท่าไหร่?</w:t>
+        <w:t>20. ถ้าให้ $g = 9.81$ m/s² และต้องการคำนวณโดยใช้เลขนัยสำคัญ 4 ตัวเท่านั้น ค่าที่ใช้ควรเป็นเท่าไหร่?</w:t>
       </w:r>
     </w:p>
     <w:p>
       <w:pPr>
-        <w:pStyle w:val="ListBullet"/>
         <w:ind w:left="720"/>
       </w:pPr>
       <w:r>
-        <w:t xml:space="preserve">    ก</w:t>
+        <w:t xml:space="preserve">    1. ก</w:t>
       </w:r>
     </w:p>
     <w:p>
       <w:pPr>
-        <w:pStyle w:val="ListBullet"/>
         <w:ind w:left="720"/>
       </w:pPr>
       <w:r>
-        <w:t xml:space="preserve">    ข</w:t>
+        <w:t xml:space="preserve">    2. ข</w:t>
       </w:r>
     </w:p>
     <w:p>
       <w:pPr>
-        <w:pStyle w:val="ListBullet"/>
         <w:ind w:left="720"/>
       </w:pPr>
       <w:r>
-        <w:t xml:space="preserve">    ค</w:t>
+        <w:t xml:space="preserve">    3. ค</w:t>
       </w:r>
     </w:p>
     <w:p>
       <w:pPr>
-        <w:pStyle w:val="ListBullet"/>
         <w:ind w:left="720"/>
       </w:pPr>
       <w:r>
-        <w:t xml:space="preserve">    ง</w:t>
+        <w:t xml:space="preserve">    4. ง</w:t>
       </w:r>
     </w:p>
     <w:p/>
@@ -762,7 +990,9 @@
         <w:rPr>
           <w:sz w:val="24"/>
         </w:rPr>
-        <w:t>ข้อ p1_l01_018: จูล (J) เป็นหน่วยอนุพัทธ์ของพลังงาน ซึ่งสามารถเขียนในรูปหน่วยฐาน SI ได้ตรงกับข้อใด?</w:t>
+        <w:t>21. วัดมวลได้ $100.0 \pm 0.1$ g และปริมาตรได้ $50.0 \pm 0.5$ cm³ จงหาความหนาแน่นพร้อมความไม่แน่นอน</w:t>
+        <w:br/>
+        <w:t>(ความหนาแน่น = มวล/ปริมาตร)</w:t>
       </w:r>
     </w:p>
     <w:p>
@@ -770,7 +1000,7 @@
         <w:drawing>
           <wp:inline xmlns:a="http://schemas.openxmlformats.org/drawingml/2006/main" xmlns:pic="http://schemas.openxmlformats.org/drawingml/2006/picture">
             <wp:extent cx="1828800" cy="1359877"/>
-            <wp:docPr id="5" name="Picture 5"/>
+            <wp:docPr id="10" name="Picture 10"/>
             <wp:cNvGraphicFramePr>
               <a:graphicFrameLocks noChangeAspect="1"/>
             </wp:cNvGraphicFramePr>
@@ -778,11 +1008,11 @@
               <a:graphicData uri="http://schemas.openxmlformats.org/drawingml/2006/picture">
                 <pic:pic>
                   <pic:nvPicPr>
-                    <pic:cNvPr id="0" name="physics_img_q1_l01_018.png"/>
+                    <pic:cNvPr id="0" name="physics_img_6.png"/>
                     <pic:cNvPicPr/>
                   </pic:nvPicPr>
                   <pic:blipFill>
-                    <a:blip r:embed="rId13"/>
+                    <a:blip r:embed="rId11"/>
                     <a:stretch>
                       <a:fillRect/>
                     </a:stretch>
@@ -802,40 +1032,45 @@
       </w:r>
     </w:p>
     <w:p/>
+    <w:p/>
     <w:p>
-      <w:pPr>
-        <w:pStyle w:val="ListBullet"/>
-        <w:ind w:left="720"/>
-      </w:pPr>
       <w:r>
-        <w:t xml:space="preserve">    ก</w:t>
+        <w:rPr>
+          <w:sz w:val="24"/>
+        </w:rPr>
+        <w:t>22. นิยามของ 1 วินาทีในระบบ SI คือข้อใด?</w:t>
       </w:r>
     </w:p>
     <w:p>
       <w:pPr>
-        <w:pStyle w:val="ListBullet"/>
         <w:ind w:left="720"/>
       </w:pPr>
       <w:r>
-        <w:t xml:space="preserve">    ข</w:t>
+        <w:t xml:space="preserve">    1. ก</w:t>
       </w:r>
     </w:p>
     <w:p>
       <w:pPr>
-        <w:pStyle w:val="ListBullet"/>
         <w:ind w:left="720"/>
       </w:pPr>
       <w:r>
-        <w:t xml:space="preserve">    ค</w:t>
+        <w:t xml:space="preserve">    2. ข</w:t>
       </w:r>
     </w:p>
     <w:p>
       <w:pPr>
-        <w:pStyle w:val="ListBullet"/>
         <w:ind w:left="720"/>
       </w:pPr>
       <w:r>
-        <w:t xml:space="preserve">    ง</w:t>
+        <w:t xml:space="preserve">    3. ค</w:t>
+      </w:r>
+    </w:p>
+    <w:p>
+      <w:pPr>
+        <w:ind w:left="720"/>
+      </w:pPr>
+      <w:r>
+        <w:t xml:space="preserve">    4. ง</w:t>
       </w:r>
     </w:p>
     <w:p/>
@@ -844,7 +1079,7 @@
         <w:rPr>
           <w:sz w:val="24"/>
         </w:rPr>
-        <w:t>ข้อ p1_l01_019: ถังน้ำทรงสี่เหลี่ยมมีขนาด กว้าง $50$ cm ยาว $80$ cm สูง $40$ cm ถังนี้จุน้ำได้กี่ลิตร?</w:t>
+        <w:t>23. ความหนาแน่นของน้ำมันเท่ากับ $0.80$ g/cm³ ความหนาแน่นนี้มีค่ากี่ kg/m³?</w:t>
       </w:r>
     </w:p>
     <w:p/>
@@ -853,80 +1088,39 @@
         <w:rPr>
           <w:sz w:val="24"/>
         </w:rPr>
-        <w:t>ข้อ p1_l01_020: ถ้าให้ $g = 9.81$ m/s² และต้องการคำนวณโดยใช้เลขนัยสำคัญ 4 ตัวเท่านั้น ค่าที่ใช้ควรเป็นเท่าไหร่?</w:t>
-      </w:r>
-    </w:p>
-    <w:p>
-      <w:r>
-        <w:drawing>
-          <wp:inline xmlns:a="http://schemas.openxmlformats.org/drawingml/2006/main" xmlns:pic="http://schemas.openxmlformats.org/drawingml/2006/picture">
-            <wp:extent cx="1828800" cy="1359877"/>
-            <wp:docPr id="6" name="Picture 6"/>
-            <wp:cNvGraphicFramePr>
-              <a:graphicFrameLocks noChangeAspect="1"/>
-            </wp:cNvGraphicFramePr>
-            <a:graphic>
-              <a:graphicData uri="http://schemas.openxmlformats.org/drawingml/2006/picture">
-                <pic:pic>
-                  <pic:nvPicPr>
-                    <pic:cNvPr id="0" name="physics_img_q1_l01_016.png"/>
-                    <pic:cNvPicPr/>
-                  </pic:nvPicPr>
-                  <pic:blipFill>
-                    <a:blip r:embed="rId12"/>
-                    <a:stretch>
-                      <a:fillRect/>
-                    </a:stretch>
-                  </pic:blipFill>
-                  <pic:spPr>
-                    <a:xfrm>
-                      <a:off x="0" y="0"/>
-                      <a:ext cx="1828800" cy="1359877"/>
-                    </a:xfrm>
-                    <a:prstGeom prst="rect"/>
-                  </pic:spPr>
-                </pic:pic>
-              </a:graphicData>
-            </a:graphic>
-          </wp:inline>
-        </w:drawing>
-      </w:r>
-    </w:p>
-    <w:p/>
-    <w:p>
-      <w:pPr>
-        <w:pStyle w:val="ListBullet"/>
-        <w:ind w:left="720"/>
-      </w:pPr>
-      <w:r>
-        <w:t xml:space="preserve">    ก</w:t>
+        <w:t>24. นักเรียนวัดเวลาการตกของลูกกอล์ฟ 5 ครั้ง ได้ผลดังนี้ 2.31, 2.33, 2.30, 2.32, 2.31 วินาที ค่าเฉลี่ยและความไม่แน่นอนของการวัดเป็นเท่าไหร่?</w:t>
       </w:r>
     </w:p>
     <w:p>
       <w:pPr>
-        <w:pStyle w:val="ListBullet"/>
         <w:ind w:left="720"/>
       </w:pPr>
       <w:r>
-        <w:t xml:space="preserve">    ข</w:t>
+        <w:t xml:space="preserve">    1. ก</w:t>
       </w:r>
     </w:p>
     <w:p>
       <w:pPr>
-        <w:pStyle w:val="ListBullet"/>
         <w:ind w:left="720"/>
       </w:pPr>
       <w:r>
-        <w:t xml:space="preserve">    ค</w:t>
+        <w:t xml:space="preserve">    2. ข</w:t>
       </w:r>
     </w:p>
     <w:p>
       <w:pPr>
-        <w:pStyle w:val="ListBullet"/>
         <w:ind w:left="720"/>
       </w:pPr>
       <w:r>
-        <w:t xml:space="preserve">    ง</w:t>
+        <w:t xml:space="preserve">    3. ค</w:t>
+      </w:r>
+    </w:p>
+    <w:p>
+      <w:pPr>
+        <w:ind w:left="720"/>
+      </w:pPr>
+      <w:r>
+        <w:t xml:space="preserve">    4. ง</w:t>
       </w:r>
     </w:p>
     <w:p/>
@@ -935,154 +1129,7 @@
         <w:rPr>
           <w:sz w:val="24"/>
         </w:rPr>
-        <w:t>ข้อ p1_l01_021: วัดมวลได้ $100.0 \pm 0.1$ g และปริมาตรได้ $50.0 \pm 0.5$ cm³ จงหาความหนาแน่นพร้อมความไม่แน่นอน</w:t>
-        <w:br/>
-        <w:t>(ความหนาแน่น = มวล/ปริมาตร)</w:t>
-      </w:r>
-    </w:p>
-    <w:p/>
-    <w:p>
-      <w:r>
-        <w:rPr>
-          <w:sz w:val="24"/>
-        </w:rPr>
-        <w:t>ข้อ p1_l01_022: นิยามของ 1 วินาทีในระบบ SI คือข้อใด?</w:t>
-      </w:r>
-    </w:p>
-    <w:p>
-      <w:r>
-        <w:drawing>
-          <wp:inline xmlns:a="http://schemas.openxmlformats.org/drawingml/2006/main" xmlns:pic="http://schemas.openxmlformats.org/drawingml/2006/picture">
-            <wp:extent cx="1828800" cy="1359877"/>
-            <wp:docPr id="7" name="Picture 7"/>
-            <wp:cNvGraphicFramePr>
-              <a:graphicFrameLocks noChangeAspect="1"/>
-            </wp:cNvGraphicFramePr>
-            <a:graphic>
-              <a:graphicData uri="http://schemas.openxmlformats.org/drawingml/2006/picture">
-                <pic:pic>
-                  <pic:nvPicPr>
-                    <pic:cNvPr id="0" name="physics_img_q1_l01_011.png"/>
-                    <pic:cNvPicPr/>
-                  </pic:nvPicPr>
-                  <pic:blipFill>
-                    <a:blip r:embed="rId10"/>
-                    <a:stretch>
-                      <a:fillRect/>
-                    </a:stretch>
-                  </pic:blipFill>
-                  <pic:spPr>
-                    <a:xfrm>
-                      <a:off x="0" y="0"/>
-                      <a:ext cx="1828800" cy="1359877"/>
-                    </a:xfrm>
-                    <a:prstGeom prst="rect"/>
-                  </pic:spPr>
-                </pic:pic>
-              </a:graphicData>
-            </a:graphic>
-          </wp:inline>
-        </w:drawing>
-      </w:r>
-    </w:p>
-    <w:p/>
-    <w:p>
-      <w:pPr>
-        <w:pStyle w:val="ListBullet"/>
-        <w:ind w:left="720"/>
-      </w:pPr>
-      <w:r>
-        <w:t xml:space="preserve">    ก</w:t>
-      </w:r>
-    </w:p>
-    <w:p>
-      <w:pPr>
-        <w:pStyle w:val="ListBullet"/>
-        <w:ind w:left="720"/>
-      </w:pPr>
-      <w:r>
-        <w:t xml:space="preserve">    ข</w:t>
-      </w:r>
-    </w:p>
-    <w:p>
-      <w:pPr>
-        <w:pStyle w:val="ListBullet"/>
-        <w:ind w:left="720"/>
-      </w:pPr>
-      <w:r>
-        <w:t xml:space="preserve">    ค</w:t>
-      </w:r>
-    </w:p>
-    <w:p>
-      <w:pPr>
-        <w:pStyle w:val="ListBullet"/>
-        <w:ind w:left="720"/>
-      </w:pPr>
-      <w:r>
-        <w:t xml:space="preserve">    ง</w:t>
-      </w:r>
-    </w:p>
-    <w:p/>
-    <w:p>
-      <w:r>
-        <w:rPr>
-          <w:sz w:val="24"/>
-        </w:rPr>
-        <w:t>ข้อ p1_l01_023: ความหนาแน่นของน้ำมันเท่ากับ $0.80$ g/cm³ ความหนาแน่นนี้มีค่ากี่ kg/m³?</w:t>
-      </w:r>
-    </w:p>
-    <w:p/>
-    <w:p>
-      <w:r>
-        <w:rPr>
-          <w:sz w:val="24"/>
-        </w:rPr>
-        <w:t>ข้อ p1_l01_024: นักเรียนวัดเวลาการตกของลูกกอล์ฟ 5 ครั้ง ได้ผลดังนี้ 2.31, 2.33, 2.30, 2.32, 2.31 วินาที ค่าเฉลี่ยและความไม่แน่นอนของการวัดเป็นเท่าไหร่?</w:t>
-      </w:r>
-    </w:p>
-    <w:p>
-      <w:pPr>
-        <w:pStyle w:val="ListBullet"/>
-        <w:ind w:left="720"/>
-      </w:pPr>
-      <w:r>
-        <w:t xml:space="preserve">    ก</w:t>
-      </w:r>
-    </w:p>
-    <w:p>
-      <w:pPr>
-        <w:pStyle w:val="ListBullet"/>
-        <w:ind w:left="720"/>
-      </w:pPr>
-      <w:r>
-        <w:t xml:space="preserve">    ข</w:t>
-      </w:r>
-    </w:p>
-    <w:p>
-      <w:pPr>
-        <w:pStyle w:val="ListBullet"/>
-        <w:ind w:left="720"/>
-      </w:pPr>
-      <w:r>
-        <w:t xml:space="preserve">    ค</w:t>
-      </w:r>
-    </w:p>
-    <w:p>
-      <w:pPr>
-        <w:pStyle w:val="ListBullet"/>
-        <w:ind w:left="720"/>
-      </w:pPr>
-      <w:r>
-        <w:t xml:space="preserve">    ง</w:t>
-      </w:r>
-    </w:p>
-    <w:p/>
-    <w:p>
-      <w:r>
-        <w:rPr>
-          <w:sz w:val="24"/>
-        </w:rPr>
-        <w:t>ข้อ p1_l01_025: จงพิจารณาข้อความต่อไปนี้:</w:t>
+        <w:t>25. จงพิจารณาข้อความต่อไปนี้:</w:t>
         <w:br/>
         <w:t>ก. ค่า $g = 9.8$ m/s² มีเลขนัยสำคัญ 2 ตัว</w:t>
         <w:br/>
@@ -1094,76 +1141,35 @@
       </w:r>
     </w:p>
     <w:p>
-      <w:r>
-        <w:drawing>
-          <wp:inline xmlns:a="http://schemas.openxmlformats.org/drawingml/2006/main" xmlns:pic="http://schemas.openxmlformats.org/drawingml/2006/picture">
-            <wp:extent cx="1828800" cy="1359877"/>
-            <wp:docPr id="8" name="Picture 8"/>
-            <wp:cNvGraphicFramePr>
-              <a:graphicFrameLocks noChangeAspect="1"/>
-            </wp:cNvGraphicFramePr>
-            <a:graphic>
-              <a:graphicData uri="http://schemas.openxmlformats.org/drawingml/2006/picture">
-                <pic:pic>
-                  <pic:nvPicPr>
-                    <pic:cNvPr id="0" name="physics_img_q1_l01_016.png"/>
-                    <pic:cNvPicPr/>
-                  </pic:nvPicPr>
-                  <pic:blipFill>
-                    <a:blip r:embed="rId12"/>
-                    <a:stretch>
-                      <a:fillRect/>
-                    </a:stretch>
-                  </pic:blipFill>
-                  <pic:spPr>
-                    <a:xfrm>
-                      <a:off x="0" y="0"/>
-                      <a:ext cx="1828800" cy="1359877"/>
-                    </a:xfrm>
-                    <a:prstGeom prst="rect"/>
-                  </pic:spPr>
-                </pic:pic>
-              </a:graphicData>
-            </a:graphic>
-          </wp:inline>
-        </w:drawing>
-      </w:r>
-    </w:p>
-    <w:p/>
-    <w:p>
       <w:pPr>
-        <w:pStyle w:val="ListBullet"/>
         <w:ind w:left="720"/>
       </w:pPr>
       <w:r>
-        <w:t xml:space="preserve">    ก</w:t>
+        <w:t xml:space="preserve">    1. ก</w:t>
       </w:r>
     </w:p>
     <w:p>
       <w:pPr>
-        <w:pStyle w:val="ListBullet"/>
         <w:ind w:left="720"/>
       </w:pPr>
       <w:r>
-        <w:t xml:space="preserve">    ข</w:t>
+        <w:t xml:space="preserve">    2. ข</w:t>
       </w:r>
     </w:p>
     <w:p>
       <w:pPr>
-        <w:pStyle w:val="ListBullet"/>
         <w:ind w:left="720"/>
       </w:pPr>
       <w:r>
-        <w:t xml:space="preserve">    ค</w:t>
+        <w:t xml:space="preserve">    3. ค</w:t>
       </w:r>
     </w:p>
     <w:p>
       <w:pPr>
-        <w:pStyle w:val="ListBullet"/>
         <w:ind w:left="720"/>
       </w:pPr>
       <w:r>
-        <w:t xml:space="preserve">    ง</w:t>
+        <w:t xml:space="preserve">    4. ง</w:t>
       </w:r>
     </w:p>
     <w:p/>

--- a/physics_course/word/lesson01.docx
+++ b/physics_course/word/lesson01.docx
@@ -65,43 +65,6 @@
         <w:t>2. ค่า $5 \times 10^{-3}$ เมตร มีค่าเท่ากับข้อใด?</w:t>
       </w:r>
     </w:p>
-    <w:p>
-      <w:r>
-        <w:drawing>
-          <wp:inline xmlns:a="http://schemas.openxmlformats.org/drawingml/2006/main" xmlns:pic="http://schemas.openxmlformats.org/drawingml/2006/picture">
-            <wp:extent cx="1828800" cy="1359877"/>
-            <wp:docPr id="1" name="Picture 1"/>
-            <wp:cNvGraphicFramePr>
-              <a:graphicFrameLocks noChangeAspect="1"/>
-            </wp:cNvGraphicFramePr>
-            <a:graphic>
-              <a:graphicData uri="http://schemas.openxmlformats.org/drawingml/2006/picture">
-                <pic:pic>
-                  <pic:nvPicPr>
-                    <pic:cNvPr id="0" name="physics_img_2.png"/>
-                    <pic:cNvPicPr/>
-                  </pic:nvPicPr>
-                  <pic:blipFill>
-                    <a:blip r:embed="rId9"/>
-                    <a:stretch>
-                      <a:fillRect/>
-                    </a:stretch>
-                  </pic:blipFill>
-                  <pic:spPr>
-                    <a:xfrm>
-                      <a:off x="0" y="0"/>
-                      <a:ext cx="1828800" cy="1359877"/>
-                    </a:xfrm>
-                    <a:prstGeom prst="rect"/>
-                  </pic:spPr>
-                </pic:pic>
-              </a:graphicData>
-            </a:graphic>
-          </wp:inline>
-        </w:drawing>
-      </w:r>
-    </w:p>
-    <w:p/>
     <w:p>
       <w:pPr>
         <w:ind w:left="720"/>
@@ -184,43 +147,6 @@
         <w:t>4. จำนวน $0.00250$ มีเลขนัยสำคัญกี่ตัว?</w:t>
       </w:r>
     </w:p>
-    <w:p>
-      <w:r>
-        <w:drawing>
-          <wp:inline xmlns:a="http://schemas.openxmlformats.org/drawingml/2006/main" xmlns:pic="http://schemas.openxmlformats.org/drawingml/2006/picture">
-            <wp:extent cx="1828800" cy="1359877"/>
-            <wp:docPr id="2" name="Picture 2"/>
-            <wp:cNvGraphicFramePr>
-              <a:graphicFrameLocks noChangeAspect="1"/>
-            </wp:cNvGraphicFramePr>
-            <a:graphic>
-              <a:graphicData uri="http://schemas.openxmlformats.org/drawingml/2006/picture">
-                <pic:pic>
-                  <pic:nvPicPr>
-                    <pic:cNvPr id="0" name="physics_img_4.png"/>
-                    <pic:cNvPicPr/>
-                  </pic:nvPicPr>
-                  <pic:blipFill>
-                    <a:blip r:embed="rId10"/>
-                    <a:stretch>
-                      <a:fillRect/>
-                    </a:stretch>
-                  </pic:blipFill>
-                  <pic:spPr>
-                    <a:xfrm>
-                      <a:off x="0" y="0"/>
-                      <a:ext cx="1828800" cy="1359877"/>
-                    </a:xfrm>
-                    <a:prstGeom prst="rect"/>
-                  </pic:spPr>
-                </pic:pic>
-              </a:graphicData>
-            </a:graphic>
-          </wp:inline>
-        </w:drawing>
-      </w:r>
-    </w:p>
-    <w:p/>
     <w:p>
       <w:pPr>
         <w:ind w:left="720"/>
@@ -305,43 +231,6 @@
         <w:t>(ให้ตอบโดยใช้เลขนัยสำคัญที่ถูกต้อง)</w:t>
       </w:r>
     </w:p>
-    <w:p>
-      <w:r>
-        <w:drawing>
-          <wp:inline xmlns:a="http://schemas.openxmlformats.org/drawingml/2006/main" xmlns:pic="http://schemas.openxmlformats.org/drawingml/2006/picture">
-            <wp:extent cx="1828800" cy="1359877"/>
-            <wp:docPr id="3" name="Picture 3"/>
-            <wp:cNvGraphicFramePr>
-              <a:graphicFrameLocks noChangeAspect="1"/>
-            </wp:cNvGraphicFramePr>
-            <a:graphic>
-              <a:graphicData uri="http://schemas.openxmlformats.org/drawingml/2006/picture">
-                <pic:pic>
-                  <pic:nvPicPr>
-                    <pic:cNvPr id="0" name="physics_img_6.png"/>
-                    <pic:cNvPicPr/>
-                  </pic:nvPicPr>
-                  <pic:blipFill>
-                    <a:blip r:embed="rId11"/>
-                    <a:stretch>
-                      <a:fillRect/>
-                    </a:stretch>
-                  </pic:blipFill>
-                  <pic:spPr>
-                    <a:xfrm>
-                      <a:off x="0" y="0"/>
-                      <a:ext cx="1828800" cy="1359877"/>
-                    </a:xfrm>
-                    <a:prstGeom prst="rect"/>
-                  </pic:spPr>
-                </pic:pic>
-              </a:graphicData>
-            </a:graphic>
-          </wp:inline>
-        </w:drawing>
-      </w:r>
-    </w:p>
-    <w:p/>
     <w:p/>
     <w:p>
       <w:r>
@@ -353,43 +242,6 @@
         <w:t>(ให้ตอบโดยใช้เลขนัยสำคัญที่ถูกต้อง)</w:t>
       </w:r>
     </w:p>
-    <w:p>
-      <w:r>
-        <w:drawing>
-          <wp:inline xmlns:a="http://schemas.openxmlformats.org/drawingml/2006/main" xmlns:pic="http://schemas.openxmlformats.org/drawingml/2006/picture">
-            <wp:extent cx="1828800" cy="1359877"/>
-            <wp:docPr id="4" name="Picture 4"/>
-            <wp:cNvGraphicFramePr>
-              <a:graphicFrameLocks noChangeAspect="1"/>
-            </wp:cNvGraphicFramePr>
-            <a:graphic>
-              <a:graphicData uri="http://schemas.openxmlformats.org/drawingml/2006/picture">
-                <pic:pic>
-                  <pic:nvPicPr>
-                    <pic:cNvPr id="0" name="physics_img_6.png"/>
-                    <pic:cNvPicPr/>
-                  </pic:nvPicPr>
-                  <pic:blipFill>
-                    <a:blip r:embed="rId11"/>
-                    <a:stretch>
-                      <a:fillRect/>
-                    </a:stretch>
-                  </pic:blipFill>
-                  <pic:spPr>
-                    <a:xfrm>
-                      <a:off x="0" y="0"/>
-                      <a:ext cx="1828800" cy="1359877"/>
-                    </a:xfrm>
-                    <a:prstGeom prst="rect"/>
-                  </pic:spPr>
-                </pic:pic>
-              </a:graphicData>
-            </a:graphic>
-          </wp:inline>
-        </w:drawing>
-      </w:r>
-    </w:p>
-    <w:p/>
     <w:p/>
     <w:p>
       <w:r>
@@ -399,43 +251,6 @@
         <w:t>8. รถยนต์วิ่งด้วยความเร็ว $72$ กิโลเมตร/ชั่วโมง มีความเร็วเท่ากับกี่เมตร/วินาที?</w:t>
       </w:r>
     </w:p>
-    <w:p>
-      <w:r>
-        <w:drawing>
-          <wp:inline xmlns:a="http://schemas.openxmlformats.org/drawingml/2006/main" xmlns:pic="http://schemas.openxmlformats.org/drawingml/2006/picture">
-            <wp:extent cx="1828800" cy="1359877"/>
-            <wp:docPr id="5" name="Picture 5"/>
-            <wp:cNvGraphicFramePr>
-              <a:graphicFrameLocks noChangeAspect="1"/>
-            </wp:cNvGraphicFramePr>
-            <a:graphic>
-              <a:graphicData uri="http://schemas.openxmlformats.org/drawingml/2006/picture">
-                <pic:pic>
-                  <pic:nvPicPr>
-                    <pic:cNvPr id="0" name="physics_img_6.png"/>
-                    <pic:cNvPicPr/>
-                  </pic:nvPicPr>
-                  <pic:blipFill>
-                    <a:blip r:embed="rId11"/>
-                    <a:stretch>
-                      <a:fillRect/>
-                    </a:stretch>
-                  </pic:blipFill>
-                  <pic:spPr>
-                    <a:xfrm>
-                      <a:off x="0" y="0"/>
-                      <a:ext cx="1828800" cy="1359877"/>
-                    </a:xfrm>
-                    <a:prstGeom prst="rect"/>
-                  </pic:spPr>
-                </pic:pic>
-              </a:graphicData>
-            </a:graphic>
-          </wp:inline>
-        </w:drawing>
-      </w:r>
-    </w:p>
-    <w:p/>
     <w:p>
       <w:pPr>
         <w:ind w:left="720"/>
@@ -569,43 +384,6 @@
       </w:r>
     </w:p>
     <w:p>
-      <w:r>
-        <w:drawing>
-          <wp:inline xmlns:a="http://schemas.openxmlformats.org/drawingml/2006/main" xmlns:pic="http://schemas.openxmlformats.org/drawingml/2006/picture">
-            <wp:extent cx="1828800" cy="1359877"/>
-            <wp:docPr id="6" name="Picture 6"/>
-            <wp:cNvGraphicFramePr>
-              <a:graphicFrameLocks noChangeAspect="1"/>
-            </wp:cNvGraphicFramePr>
-            <a:graphic>
-              <a:graphicData uri="http://schemas.openxmlformats.org/drawingml/2006/picture">
-                <pic:pic>
-                  <pic:nvPicPr>
-                    <pic:cNvPr id="0" name="physics_img_2.png"/>
-                    <pic:cNvPicPr/>
-                  </pic:nvPicPr>
-                  <pic:blipFill>
-                    <a:blip r:embed="rId9"/>
-                    <a:stretch>
-                      <a:fillRect/>
-                    </a:stretch>
-                  </pic:blipFill>
-                  <pic:spPr>
-                    <a:xfrm>
-                      <a:off x="0" y="0"/>
-                      <a:ext cx="1828800" cy="1359877"/>
-                    </a:xfrm>
-                    <a:prstGeom prst="rect"/>
-                  </pic:spPr>
-                </pic:pic>
-              </a:graphicData>
-            </a:graphic>
-          </wp:inline>
-        </w:drawing>
-      </w:r>
-    </w:p>
-    <w:p/>
-    <w:p>
       <w:pPr>
         <w:ind w:left="720"/>
       </w:pPr>
@@ -698,43 +476,6 @@
         <w:t>15. นักวิ่งวิ่งด้วยความเร็ว $36$ km/h ถ้าเขาวิ่งนาน $10$ นาที จะวิ่งได้ระยะทางกี่เมตร?</w:t>
       </w:r>
     </w:p>
-    <w:p>
-      <w:r>
-        <w:drawing>
-          <wp:inline xmlns:a="http://schemas.openxmlformats.org/drawingml/2006/main" xmlns:pic="http://schemas.openxmlformats.org/drawingml/2006/picture">
-            <wp:extent cx="1828800" cy="1359877"/>
-            <wp:docPr id="7" name="Picture 7"/>
-            <wp:cNvGraphicFramePr>
-              <a:graphicFrameLocks noChangeAspect="1"/>
-            </wp:cNvGraphicFramePr>
-            <a:graphic>
-              <a:graphicData uri="http://schemas.openxmlformats.org/drawingml/2006/picture">
-                <pic:pic>
-                  <pic:nvPicPr>
-                    <pic:cNvPr id="0" name="physics_img_6.png"/>
-                    <pic:cNvPicPr/>
-                  </pic:nvPicPr>
-                  <pic:blipFill>
-                    <a:blip r:embed="rId11"/>
-                    <a:stretch>
-                      <a:fillRect/>
-                    </a:stretch>
-                  </pic:blipFill>
-                  <pic:spPr>
-                    <a:xfrm>
-                      <a:off x="0" y="0"/>
-                      <a:ext cx="1828800" cy="1359877"/>
-                    </a:xfrm>
-                    <a:prstGeom prst="rect"/>
-                  </pic:spPr>
-                </pic:pic>
-              </a:graphicData>
-            </a:graphic>
-          </wp:inline>
-        </w:drawing>
-      </w:r>
-    </w:p>
-    <w:p/>
     <w:p>
       <w:pPr>
         <w:ind w:left="720"/>
@@ -829,43 +570,6 @@
       </w:r>
     </w:p>
     <w:p>
-      <w:r>
-        <w:drawing>
-          <wp:inline xmlns:a="http://schemas.openxmlformats.org/drawingml/2006/main" xmlns:pic="http://schemas.openxmlformats.org/drawingml/2006/picture">
-            <wp:extent cx="1828800" cy="1359877"/>
-            <wp:docPr id="8" name="Picture 8"/>
-            <wp:cNvGraphicFramePr>
-              <a:graphicFrameLocks noChangeAspect="1"/>
-            </wp:cNvGraphicFramePr>
-            <a:graphic>
-              <a:graphicData uri="http://schemas.openxmlformats.org/drawingml/2006/picture">
-                <pic:pic>
-                  <pic:nvPicPr>
-                    <pic:cNvPr id="0" name="physics_img_18.png"/>
-                    <pic:cNvPicPr/>
-                  </pic:nvPicPr>
-                  <pic:blipFill>
-                    <a:blip r:embed="rId12"/>
-                    <a:stretch>
-                      <a:fillRect/>
-                    </a:stretch>
-                  </pic:blipFill>
-                  <pic:spPr>
-                    <a:xfrm>
-                      <a:off x="0" y="0"/>
-                      <a:ext cx="1828800" cy="1359877"/>
-                    </a:xfrm>
-                    <a:prstGeom prst="rect"/>
-                  </pic:spPr>
-                </pic:pic>
-              </a:graphicData>
-            </a:graphic>
-          </wp:inline>
-        </w:drawing>
-      </w:r>
-    </w:p>
-    <w:p/>
-    <w:p>
       <w:pPr>
         <w:ind w:left="720"/>
       </w:pPr>
@@ -906,43 +610,6 @@
         <w:t>19. ถังน้ำทรงสี่เหลี่ยมมีขนาด กว้าง $50$ cm ยาว $80$ cm สูง $40$ cm ถังนี้จุน้ำได้กี่ลิตร?</w:t>
       </w:r>
     </w:p>
-    <w:p>
-      <w:r>
-        <w:drawing>
-          <wp:inline xmlns:a="http://schemas.openxmlformats.org/drawingml/2006/main" xmlns:pic="http://schemas.openxmlformats.org/drawingml/2006/picture">
-            <wp:extent cx="1828800" cy="1359877"/>
-            <wp:docPr id="9" name="Picture 9"/>
-            <wp:cNvGraphicFramePr>
-              <a:graphicFrameLocks noChangeAspect="1"/>
-            </wp:cNvGraphicFramePr>
-            <a:graphic>
-              <a:graphicData uri="http://schemas.openxmlformats.org/drawingml/2006/picture">
-                <pic:pic>
-                  <pic:nvPicPr>
-                    <pic:cNvPr id="0" name="physics_img_6.png"/>
-                    <pic:cNvPicPr/>
-                  </pic:nvPicPr>
-                  <pic:blipFill>
-                    <a:blip r:embed="rId11"/>
-                    <a:stretch>
-                      <a:fillRect/>
-                    </a:stretch>
-                  </pic:blipFill>
-                  <pic:spPr>
-                    <a:xfrm>
-                      <a:off x="0" y="0"/>
-                      <a:ext cx="1828800" cy="1359877"/>
-                    </a:xfrm>
-                    <a:prstGeom prst="rect"/>
-                  </pic:spPr>
-                </pic:pic>
-              </a:graphicData>
-            </a:graphic>
-          </wp:inline>
-        </w:drawing>
-      </w:r>
-    </w:p>
-    <w:p/>
     <w:p/>
     <w:p>
       <w:r>
@@ -995,43 +662,6 @@
         <w:t>(ความหนาแน่น = มวล/ปริมาตร)</w:t>
       </w:r>
     </w:p>
-    <w:p>
-      <w:r>
-        <w:drawing>
-          <wp:inline xmlns:a="http://schemas.openxmlformats.org/drawingml/2006/main" xmlns:pic="http://schemas.openxmlformats.org/drawingml/2006/picture">
-            <wp:extent cx="1828800" cy="1359877"/>
-            <wp:docPr id="10" name="Picture 10"/>
-            <wp:cNvGraphicFramePr>
-              <a:graphicFrameLocks noChangeAspect="1"/>
-            </wp:cNvGraphicFramePr>
-            <a:graphic>
-              <a:graphicData uri="http://schemas.openxmlformats.org/drawingml/2006/picture">
-                <pic:pic>
-                  <pic:nvPicPr>
-                    <pic:cNvPr id="0" name="physics_img_6.png"/>
-                    <pic:cNvPicPr/>
-                  </pic:nvPicPr>
-                  <pic:blipFill>
-                    <a:blip r:embed="rId11"/>
-                    <a:stretch>
-                      <a:fillRect/>
-                    </a:stretch>
-                  </pic:blipFill>
-                  <pic:spPr>
-                    <a:xfrm>
-                      <a:off x="0" y="0"/>
-                      <a:ext cx="1828800" cy="1359877"/>
-                    </a:xfrm>
-                    <a:prstGeom prst="rect"/>
-                  </pic:spPr>
-                </pic:pic>
-              </a:graphicData>
-            </a:graphic>
-          </wp:inline>
-        </w:drawing>
-      </w:r>
-    </w:p>
-    <w:p/>
     <w:p/>
     <w:p>
       <w:r>
